--- a/fra/docx/019.content.docx
+++ b/fra/docx/019.content.docx
@@ -224,133 +224,103 @@
         </w:rPr>
         <w:t xml:space="preserve"> est une vie en présence de Dieu, une vie qui ne finira jamais. C'est le don que Dieu donne à ses enfants s'ils </w:t>
       </w:r>
+      <w:r>
+        <w:rPr>
+          <w:lang w:val="fr_FR" w:bidi="fr_FR"/>
+        </w:rPr>
+        <w:t>croient</w:t>
+      </w:r>
+      <w:r>
+        <w:rPr>
+          <w:lang w:val="fr_FR" w:bidi="fr_FR"/>
+        </w:rPr>
+        <w:t xml:space="preserve"> en lui. La vie éternelle n'est pas quelque chose qu'on peut obtenir en faisant assez d'efforts ou suffisamment de rites. Quand une personne croit en Jésus, Dieu lui donne la vie éternelle.</w:t>
+      </w:r>
+    </w:p>
+    <w:p>
+      <w:pPr/>
+      <w:r>
+        <w:rPr>
+          <w:lang w:val="fr_FR" w:bidi="fr_FR"/>
+        </w:rPr>
+      </w:r>
+      <w:r>
+        <w:rPr>
+          <w:lang w:val="fr_FR" w:bidi="fr_FR"/>
+        </w:rPr>
+        <w:t xml:space="preserve">La vie éternelle est bien meilleure et plus riche que la vie ordinaire. Sans ce don de la vie éternelle, nous pouvons être vivants, mais il ne s'agit que de vie physique. Cette vie-là prend fin dès que nous mourons. Mais la vie éternelle que Dieu nous donne ne finira jamais. Elle commence dès à présent et nous permet de vivre en relation avec Dieu. Cela nous change intérieurement. Quand Jésus reviendra et établira son </w:t>
+      </w:r>
+      <w:r>
+        <w:rPr>
+          <w:lang w:val="fr_FR" w:bidi="fr_FR"/>
+        </w:rPr>
+        <w:t>royaume</w:t>
+      </w:r>
+      <w:r>
+        <w:rPr>
+          <w:lang w:val="fr_FR" w:bidi="fr_FR"/>
+        </w:rPr>
+        <w:t xml:space="preserve"> pour toujours, nous vivrons aussi avec lui pour toujours. C'est le don de Dieu : la vie éternelle future, et la vraie vie dès maintenant.</w:t>
+      </w:r>
+      <w:r>
+        <w:rPr>
+          <w:lang w:val="fr_FR" w:bidi="fr_FR"/>
+        </w:rPr>
+      </w:r>
+      <w:r>
+        <w:rPr>
+          <w:lang w:val="fr_FR" w:bidi="fr_FR"/>
+        </w:rPr>
+      </w:r>
+    </w:p>
+    <w:p>
+      <w:pPr/>
+      <w:r>
+        <w:rPr>
+          <w:lang w:val="fr_FR" w:bidi="fr_FR"/>
+        </w:rPr>
+      </w:r>
+    </w:p>
+    <w:p>
+      <w:pPr>
+        <w:pStyle w:val="Heading2"/>
+      </w:pPr>
+      <w:r>
+        <w:rPr>
+          <w:lang w:val="fr_FR" w:bidi="fr_FR"/>
+        </w:rPr>
+        <w:t>vie éternelle</w:t>
+      </w:r>
+      <w:r>
+        <w:rPr>
+          <w:lang w:val="fr_FR" w:bidi="fr_FR"/>
+        </w:rPr>
+      </w:r>
+    </w:p>
+    <w:p>
+      <w:pPr>
+        <w:pStyle w:val="Heading4"/>
+      </w:pPr>
+      <w:r>
+        <w:rPr>
+          <w:lang w:val="fr_FR" w:bidi="fr_FR"/>
+        </w:rPr>
+        <w:t>Audio Content</w:t>
+      </w:r>
+      <w:r>
+        <w:rPr>
+          <w:lang w:val="fr_FR" w:bidi="fr_FR"/>
+        </w:rPr>
+      </w:r>
+    </w:p>
+    <w:p>
+      <w:pPr/>
+      <w:r>
+        <w:rPr>
+          <w:lang w:val="fr_FR" w:bidi="fr_FR"/>
+        </w:rPr>
+      </w:r>
       <w:hyperlink r:id="rId13">
-        <w:r>
-          <w:rPr>
-            <w:lang w:val="fr_FR" w:bidi="fr_FR"/>
-          </w:rPr>
-          <w:rPr>
-            <w:color w:val="0000EE"/>
-            <w:u w:val="single"/>
-          </w:rPr>
-          <w:t>croient</w:t>
-        </w:r>
-      </w:hyperlink>
-      <w:r>
-        <w:rPr>
-          <w:lang w:val="fr_FR" w:bidi="fr_FR"/>
-        </w:rPr>
-        <w:t xml:space="preserve"> en lui. La vie éternelle n'est pas quelque chose qu'on peut obtenir en faisant assez d'efforts ou suffisamment de rites. Quand une personne croit en Jésus, Dieu lui donne la vie éternelle.</w:t>
-      </w:r>
-    </w:p>
-    <w:p>
-      <w:pPr/>
-      <w:r>
-        <w:rPr>
-          <w:lang w:val="fr_FR" w:bidi="fr_FR"/>
-        </w:rPr>
-      </w:r>
-      <w:r>
-        <w:rPr>
-          <w:lang w:val="fr_FR" w:bidi="fr_FR"/>
-        </w:rPr>
-        <w:t xml:space="preserve">La vie éternelle est bien meilleure et plus riche que la vie ordinaire. Sans ce don de la vie éternelle, nous pouvons être vivants, mais il ne s'agit que de vie physique. Cette vie-là prend fin dès que nous mourons. Mais la vie éternelle que Dieu nous donne ne finira jamais. Elle commence dès à présent et nous permet de vivre en relation avec Dieu. Cela nous </w:t>
-      </w:r>
-      <w:hyperlink r:id="rId14">
-        <w:r>
-          <w:rPr>
-            <w:lang w:val="fr_FR" w:bidi="fr_FR"/>
-          </w:rPr>
-          <w:rPr>
-            <w:color w:val="0000EE"/>
-            <w:u w:val="single"/>
-          </w:rPr>
-          <w:t>change</w:t>
-        </w:r>
-      </w:hyperlink>
-      <w:r>
-        <w:rPr>
-          <w:lang w:val="fr_FR" w:bidi="fr_FR"/>
-        </w:rPr>
-        <w:t xml:space="preserve"> intérieurement. Quand Jésus reviendra et établira son </w:t>
-      </w:r>
-      <w:hyperlink r:id="rId15">
-        <w:r>
-          <w:rPr>
-            <w:lang w:val="fr_FR" w:bidi="fr_FR"/>
-          </w:rPr>
-          <w:rPr>
-            <w:color w:val="0000EE"/>
-            <w:u w:val="single"/>
-          </w:rPr>
-          <w:t>royaume</w:t>
-        </w:r>
-      </w:hyperlink>
-      <w:r>
-        <w:rPr>
-          <w:lang w:val="fr_FR" w:bidi="fr_FR"/>
-        </w:rPr>
-        <w:t xml:space="preserve"> pour toujours, nous vivrons aussi avec lui pour toujours. C'est le don de Dieu : la vie éternelle future, et la vraie vie dès maintenant.</w:t>
-      </w:r>
-      <w:r>
-        <w:rPr>
-          <w:lang w:val="fr_FR" w:bidi="fr_FR"/>
-        </w:rPr>
-      </w:r>
-      <w:r>
-        <w:rPr>
-          <w:lang w:val="fr_FR" w:bidi="fr_FR"/>
-        </w:rPr>
-      </w:r>
-    </w:p>
-    <w:p>
-      <w:pPr/>
-      <w:r>
-        <w:rPr>
-          <w:lang w:val="fr_FR" w:bidi="fr_FR"/>
-        </w:rPr>
-      </w:r>
-    </w:p>
-    <w:p>
-      <w:pPr>
-        <w:pStyle w:val="Heading2"/>
-      </w:pPr>
-      <w:r>
-        <w:rPr>
-          <w:lang w:val="fr_FR" w:bidi="fr_FR"/>
-        </w:rPr>
-        <w:t>vie éternelle</w:t>
-      </w:r>
-      <w:r>
-        <w:rPr>
-          <w:lang w:val="fr_FR" w:bidi="fr_FR"/>
-        </w:rPr>
-      </w:r>
-    </w:p>
-    <w:p>
-      <w:pPr>
-        <w:pStyle w:val="Heading4"/>
-      </w:pPr>
-      <w:r>
-        <w:rPr>
-          <w:lang w:val="fr_FR" w:bidi="fr_FR"/>
-        </w:rPr>
-        <w:t>Audio Content</w:t>
-      </w:r>
-      <w:r>
-        <w:rPr>
-          <w:lang w:val="fr_FR" w:bidi="fr_FR"/>
-        </w:rPr>
-      </w:r>
-    </w:p>
-    <w:p>
-      <w:pPr/>
-      <w:r>
-        <w:rPr>
-          <w:lang w:val="fr_FR" w:bidi="fr_FR"/>
-        </w:rPr>
-      </w:r>
-      <w:hyperlink r:id="rId16">
         <w:r>
           <w:rPr>
             <w:lang w:val="fr_FR" w:bidi="fr_FR"/>
@@ -455,36 +425,24 @@
         </w:rPr>
         <w:t xml:space="preserve">. Les raisins étaient très frequemment cultivés en </w:t>
       </w:r>
-      <w:hyperlink r:id="rId17">
-        <w:r>
-          <w:rPr>
-            <w:lang w:val="fr_FR" w:bidi="fr_FR"/>
-          </w:rPr>
-          <w:rPr>
-            <w:color w:val="0000EE"/>
-            <w:u w:val="single"/>
-          </w:rPr>
-          <w:t>Israël</w:t>
-        </w:r>
-      </w:hyperlink>
+      <w:r>
+        <w:rPr>
+          <w:lang w:val="fr_FR" w:bidi="fr_FR"/>
+        </w:rPr>
+        <w:t>Israël</w:t>
+      </w:r>
       <w:r>
         <w:rPr>
           <w:lang w:val="fr_FR" w:bidi="fr_FR"/>
         </w:rPr>
         <w:t xml:space="preserve"> et le </w:t>
       </w:r>
-      <w:hyperlink r:id="rId18">
-        <w:r>
-          <w:rPr>
-            <w:lang w:val="fr_FR" w:bidi="fr_FR"/>
-          </w:rPr>
-          <w:rPr>
-            <w:color w:val="0000EE"/>
-            <w:u w:val="single"/>
-          </w:rPr>
-          <w:t>vin</w:t>
-        </w:r>
-      </w:hyperlink>
+      <w:r>
+        <w:rPr>
+          <w:lang w:val="fr_FR" w:bidi="fr_FR"/>
+        </w:rPr>
+        <w:t>vin</w:t>
+      </w:r>
       <w:r>
         <w:rPr>
           <w:lang w:val="fr_FR" w:bidi="fr_FR"/>
@@ -505,18 +463,12 @@
         </w:rPr>
         <w:t xml:space="preserve">Un vignoble était généralement entouré d'un mur qui empêchait les animaux sauvages ou les voleurs d'entrer. Ce mur était construit avec des pierres. Parfois, les gens faisaient pousser des arbustes épineux pour servir de mur de protection. Un vignoble avait en général un abri, qui était réservé à un gardien. Cet abri était un peu plus haut que le reste du terrain pour que le gardien puisse en surveiller la totalité. On appelait cet abri une </w:t>
       </w:r>
-      <w:hyperlink r:id="rId19">
-        <w:r>
-          <w:rPr>
-            <w:lang w:val="fr_FR" w:bidi="fr_FR"/>
-          </w:rPr>
-          <w:rPr>
-            <w:color w:val="0000EE"/>
-            <w:u w:val="single"/>
-          </w:rPr>
-          <w:t>tour</w:t>
-        </w:r>
-      </w:hyperlink>
+      <w:r>
+        <w:rPr>
+          <w:lang w:val="fr_FR" w:bidi="fr_FR"/>
+        </w:rPr>
+        <w:t>tour</w:t>
+      </w:r>
       <w:r>
         <w:rPr>
           <w:lang w:val="fr_FR" w:bidi="fr_FR"/>
@@ -537,18 +489,12 @@
         </w:rPr>
         <w:t xml:space="preserve">Les gens utilisaient aussi un </w:t>
       </w:r>
-      <w:hyperlink r:id="rId20">
-        <w:r>
-          <w:rPr>
-            <w:lang w:val="fr_FR" w:bidi="fr_FR"/>
-          </w:rPr>
-          <w:rPr>
-            <w:color w:val="0000EE"/>
-            <w:u w:val="single"/>
-          </w:rPr>
-          <w:t>pressoir à vin</w:t>
-        </w:r>
-      </w:hyperlink>
+      <w:r>
+        <w:rPr>
+          <w:lang w:val="fr_FR" w:bidi="fr_FR"/>
+        </w:rPr>
+        <w:t>pressoir à vin</w:t>
+      </w:r>
       <w:r>
         <w:rPr>
           <w:lang w:val="fr_FR" w:bidi="fr_FR"/>
@@ -569,36 +515,24 @@
         </w:rPr>
         <w:t xml:space="preserve">Les vignobles étaient si communs en Israël qu'ils apparaissent souvent dans les illustrations ou le langage imagé. Dans l'Ancien Testament, Dieu compare parfois le peuple d'Israël à une vigne ou un vignoble. Plusieurs des </w:t>
       </w:r>
-      <w:hyperlink r:id="rId21">
-        <w:r>
-          <w:rPr>
-            <w:lang w:val="fr_FR" w:bidi="fr_FR"/>
-          </w:rPr>
-          <w:rPr>
-            <w:color w:val="0000EE"/>
-            <w:u w:val="single"/>
-          </w:rPr>
-          <w:t>paraboles</w:t>
-        </w:r>
-      </w:hyperlink>
+      <w:r>
+        <w:rPr>
+          <w:lang w:val="fr_FR" w:bidi="fr_FR"/>
+        </w:rPr>
+        <w:t>paraboles</w:t>
+      </w:r>
       <w:r>
         <w:rPr>
           <w:lang w:val="fr_FR" w:bidi="fr_FR"/>
         </w:rPr>
         <w:t xml:space="preserve"> de Jésus comprennent des éléments comme une vigne, un vignoble ou du vin. En effet, Jésus a illustré des vérités concernant le </w:t>
       </w:r>
-      <w:hyperlink r:id="rId22">
-        <w:r>
-          <w:rPr>
-            <w:lang w:val="fr_FR" w:bidi="fr_FR"/>
-          </w:rPr>
-          <w:rPr>
-            <w:color w:val="0000EE"/>
-            <w:u w:val="single"/>
-          </w:rPr>
-          <w:t>royaume de Dieu</w:t>
-        </w:r>
-      </w:hyperlink>
+      <w:r>
+        <w:rPr>
+          <w:lang w:val="fr_FR" w:bidi="fr_FR"/>
+        </w:rPr>
+        <w:t>royaume de Dieu</w:t>
+      </w:r>
       <w:r>
         <w:rPr>
           <w:lang w:val="fr_FR" w:bidi="fr_FR"/>
@@ -677,7 +611,7 @@
           <w:lang w:val="fr_FR" w:bidi="fr_FR"/>
         </w:rPr>
       </w:r>
-      <w:hyperlink r:id="rId23">
+      <w:hyperlink r:id="rId14">
         <w:r>
           <w:rPr>
             <w:lang w:val="fr_FR" w:bidi="fr_FR"/>
@@ -815,7 +749,7 @@
           <w:lang w:val="fr_FR" w:bidi="fr_FR"/>
         </w:rPr>
       </w:r>
-      <w:hyperlink r:id="rId24">
+      <w:hyperlink r:id="rId15">
         <w:r>
           <w:rPr>
             <w:lang w:val="fr_FR" w:bidi="fr_FR"/>
@@ -881,18 +815,12 @@
         </w:rPr>
         <w:t xml:space="preserve">Si vous avez une vision, vous voyez quelque chose de Dieu que d'autres personnes ne voient pas ou entendez quelque chose de Dieu que d'autres personnes n'entendent pas. Dieu donne parfois des visions aux gens pour leur raconter quelque chose qui se produira dans l'avenir ou pour dire à quelqu'un de faire quelque chose. Dieu peut aussi montrer quelque chose aux gens dans un </w:t>
       </w:r>
-      <w:hyperlink r:id="rId25">
-        <w:r>
-          <w:rPr>
-            <w:lang w:val="fr_FR" w:bidi="fr_FR"/>
-          </w:rPr>
-          <w:rPr>
-            <w:color w:val="0000EE"/>
-            <w:u w:val="single"/>
-          </w:rPr>
-          <w:t>rêve</w:t>
-        </w:r>
-      </w:hyperlink>
+      <w:r>
+        <w:rPr>
+          <w:lang w:val="fr_FR" w:bidi="fr_FR"/>
+        </w:rPr>
+        <w:t>rêve</w:t>
+      </w:r>
       <w:r>
         <w:rPr>
           <w:lang w:val="fr_FR" w:bidi="fr_FR"/>
@@ -957,7 +885,7 @@
           <w:lang w:val="fr_FR" w:bidi="fr_FR"/>
         </w:rPr>
       </w:r>
-      <w:hyperlink r:id="rId24">
+      <w:hyperlink r:id="rId15">
         <w:r>
           <w:rPr>
             <w:lang w:val="fr_FR" w:bidi="fr_FR"/>
@@ -1036,36 +964,24 @@
         </w:rPr>
         <w:t xml:space="preserve"> demande à Dieu de faire quelque chose pour elle et offre de faire quelque chose en retour ou d'arrêter de faire quelque chose. Les gens peuvent faire des vœux pour montrer qu'ils sont dévoués à </w:t>
       </w:r>
-      <w:hyperlink r:id="rId26">
-        <w:r>
-          <w:rPr>
-            <w:lang w:val="fr_FR" w:bidi="fr_FR"/>
-          </w:rPr>
-          <w:rPr>
-            <w:color w:val="0000EE"/>
-            <w:u w:val="single"/>
-          </w:rPr>
-          <w:t>Dieu</w:t>
-        </w:r>
-      </w:hyperlink>
+      <w:r>
+        <w:rPr>
+          <w:lang w:val="fr_FR" w:bidi="fr_FR"/>
+        </w:rPr>
+        <w:t>Dieu</w:t>
+      </w:r>
       <w:r>
         <w:rPr>
           <w:lang w:val="fr_FR" w:bidi="fr_FR"/>
         </w:rPr>
         <w:t xml:space="preserve">. Dieu n'exige pas que les gens fassent des vœux. Mais si une personne fait un vœu, le vœu est sérieusement contraignant comme un </w:t>
       </w:r>
-      <w:hyperlink r:id="rId27">
-        <w:r>
-          <w:rPr>
-            <w:lang w:val="fr_FR" w:bidi="fr_FR"/>
-          </w:rPr>
-          <w:rPr>
-            <w:color w:val="0000EE"/>
-            <w:u w:val="single"/>
-          </w:rPr>
-          <w:t>serment</w:t>
-        </w:r>
-      </w:hyperlink>
+      <w:r>
+        <w:rPr>
+          <w:lang w:val="fr_FR" w:bidi="fr_FR"/>
+        </w:rPr>
+        <w:t>serment</w:t>
+      </w:r>
       <w:r>
         <w:rPr>
           <w:lang w:val="fr_FR" w:bidi="fr_FR"/>
@@ -1158,7 +1074,7 @@
           <w:lang w:val="fr_FR" w:bidi="fr_FR"/>
         </w:rPr>
       </w:r>
-      <w:hyperlink r:id="rId24">
+      <w:hyperlink r:id="rId15">
         <w:r>
           <w:rPr>
             <w:lang w:val="fr_FR" w:bidi="fr_FR"/>
@@ -1224,18 +1140,13 @@
         </w:rPr>
         <w:t xml:space="preserve">Une personne est un </w:t>
       </w:r>
-      <w:hyperlink r:id="rId28">
-        <w:r>
-          <w:rPr>
-            <w:lang w:val="fr_FR" w:bidi="fr_FR"/>
-          </w:rPr>
-          <w:rPr>
-            <w:color w:val="0000EE"/>
-            <w:u w:val="single"/>
-          </w:rPr>
-          <w:t>étranger</w:t>
-        </w:r>
-      </w:hyperlink>
+      <w:r>
+        <w:rPr>
+          <w:b/>
+          <w:lang w:val="fr_FR" w:bidi="fr_FR"/>
+        </w:rPr>
+        <w:t>étranger</w:t>
+      </w:r>
       <w:r>
         <w:rPr>
           <w:lang w:val="fr_FR" w:bidi="fr_FR"/>
@@ -1255,36 +1166,26 @@
         </w:rPr>
         <w:t xml:space="preserve"> sont des personnes qui sont des étrangers dans un pays et qui y vivent temporairement, même si ce n'est pas leur pays de naissance. </w:t>
       </w:r>
-      <w:hyperlink r:id="rId29">
-        <w:r>
-          <w:rPr>
-            <w:lang w:val="fr_FR" w:bidi="fr_FR"/>
-          </w:rPr>
-          <w:rPr>
-            <w:color w:val="0000EE"/>
-            <w:u w:val="single"/>
-          </w:rPr>
-          <w:t>Abraham</w:t>
-        </w:r>
-      </w:hyperlink>
+      <w:r>
+        <w:rPr>
+          <w:b/>
+          <w:lang w:val="fr_FR" w:bidi="fr_FR"/>
+        </w:rPr>
+        <w:t>Abraham</w:t>
+      </w:r>
       <w:r>
         <w:rPr>
           <w:lang w:val="fr_FR" w:bidi="fr_FR"/>
         </w:rPr>
         <w:t xml:space="preserve"> était un étranger ou un résident à Canaan. Plus tard, quand les descendants d'Abraham, les </w:t>
       </w:r>
-      <w:hyperlink r:id="rId30">
-        <w:r>
-          <w:rPr>
-            <w:lang w:val="fr_FR" w:bidi="fr_FR"/>
-          </w:rPr>
-          <w:rPr>
-            <w:color w:val="0000EE"/>
-            <w:u w:val="single"/>
-          </w:rPr>
-          <w:t>Israélites</w:t>
-        </w:r>
-      </w:hyperlink>
+      <w:r>
+        <w:rPr>
+          <w:b/>
+          <w:lang w:val="fr_FR" w:bidi="fr_FR"/>
+        </w:rPr>
+        <w:t>Israélites</w:t>
+      </w:r>
       <w:r>
         <w:rPr>
           <w:lang w:val="fr_FR" w:bidi="fr_FR"/>
@@ -1349,7 +1250,7 @@
           <w:lang w:val="fr_FR" w:bidi="fr_FR"/>
         </w:rPr>
       </w:r>
-      <w:hyperlink r:id="rId24">
+      <w:hyperlink r:id="rId15">
         <w:r>
           <w:rPr>
             <w:lang w:val="fr_FR" w:bidi="fr_FR"/>

--- a/fra/docx/019.content.docx
+++ b/fra/docx/019.content.docx
@@ -336,7 +336,7 @@
         <w:rPr>
           <w:lang w:val="fr_FR" w:bidi="fr_FR"/>
         </w:rPr>
-        <w:t xml:space="preserve"> (631628 KB)</w:t>
+        <w:t xml:space="preserve"> (617 KB)</w:t>
       </w:r>
       <w:r>
         <w:rPr>
@@ -627,7 +627,7 @@
         <w:rPr>
           <w:lang w:val="fr_FR" w:bidi="fr_FR"/>
         </w:rPr>
-        <w:t xml:space="preserve"> (1542668 KB)</w:t>
+        <w:t xml:space="preserve"> (1.5 MB)</w:t>
       </w:r>
       <w:r>
         <w:rPr>
@@ -718,23 +718,7 @@
         <w:rPr>
           <w:lang w:val="fr_FR" w:bidi="fr_FR"/>
         </w:rPr>
-        <w:t>vin</w:t>
-      </w:r>
-      <w:r>
-        <w:rPr>
-          <w:lang w:val="fr_FR" w:bidi="fr_FR"/>
-        </w:rPr>
-      </w:r>
-    </w:p>
-    <w:p>
-      <w:pPr>
-        <w:pStyle w:val="Heading4"/>
-      </w:pPr>
-      <w:r>
-        <w:rPr>
-          <w:lang w:val="fr_FR" w:bidi="fr_FR"/>
-        </w:rPr>
-        <w:t>Audio Content</w:t>
+        <w:t>vision</w:t>
       </w:r>
       <w:r>
         <w:rPr>
@@ -749,23 +733,23 @@
           <w:lang w:val="fr_FR" w:bidi="fr_FR"/>
         </w:rPr>
       </w:r>
-      <w:hyperlink r:id="rId15">
-        <w:r>
-          <w:rPr>
-            <w:lang w:val="fr_FR" w:bidi="fr_FR"/>
-          </w:rPr>
-          <w:rPr>
-            <w:color w:val="0000EE"/>
-            <w:u w:val="single"/>
-          </w:rPr>
-          <w:t>mp3 file</w:t>
-        </w:r>
-      </w:hyperlink>
-      <w:r>
-        <w:rPr>
-          <w:lang w:val="fr_FR" w:bidi="fr_FR"/>
-        </w:rPr>
-        <w:t xml:space="preserve"> (None KB)</w:t>
+      <w:r>
+        <w:rPr>
+          <w:lang w:val="fr_FR" w:bidi="fr_FR"/>
+        </w:rPr>
+        <w:t xml:space="preserve">Si vous avez une vision, vous voyez quelque chose de Dieu que d'autres personnes ne voient pas ou entendez quelque chose de Dieu que d'autres personnes n'entendent pas. Dieu donne parfois des visions aux gens pour leur raconter quelque chose qui se produira dans l'avenir ou pour dire à quelqu'un de faire quelque chose. Dieu peut aussi montrer quelque chose aux gens dans un </w:t>
+      </w:r>
+      <w:r>
+        <w:rPr>
+          <w:lang w:val="fr_FR" w:bidi="fr_FR"/>
+        </w:rPr>
+        <w:t>rêve</w:t>
+      </w:r>
+      <w:r>
+        <w:rPr>
+          <w:lang w:val="fr_FR" w:bidi="fr_FR"/>
+        </w:rPr>
+        <w:t xml:space="preserve"> quand ils dorment, mais une vision se produit quand une personne est éveillée.</w:t>
       </w:r>
       <w:r>
         <w:rPr>
@@ -794,7 +778,7 @@
         <w:rPr>
           <w:lang w:val="fr_FR" w:bidi="fr_FR"/>
         </w:rPr>
-        <w:t>vision</w:t>
+        <w:t>vœu</w:t>
       </w:r>
       <w:r>
         <w:rPr>
@@ -813,29 +797,44 @@
         <w:rPr>
           <w:lang w:val="fr_FR" w:bidi="fr_FR"/>
         </w:rPr>
-        <w:t xml:space="preserve">Si vous avez une vision, vous voyez quelque chose de Dieu que d'autres personnes ne voient pas ou entendez quelque chose de Dieu que d'autres personnes n'entendent pas. Dieu donne parfois des visions aux gens pour leur raconter quelque chose qui se produira dans l'avenir ou pour dire à quelqu'un de faire quelque chose. Dieu peut aussi montrer quelque chose aux gens dans un </w:t>
-      </w:r>
-      <w:r>
-        <w:rPr>
-          <w:lang w:val="fr_FR" w:bidi="fr_FR"/>
-        </w:rPr>
-        <w:t>rêve</w:t>
-      </w:r>
-      <w:r>
-        <w:rPr>
-          <w:lang w:val="fr_FR" w:bidi="fr_FR"/>
-        </w:rPr>
-        <w:t xml:space="preserve"> quand ils dorment, mais une vision se produit quand une personne est éveillée.</w:t>
-      </w:r>
-      <w:r>
-        <w:rPr>
-          <w:lang w:val="fr_FR" w:bidi="fr_FR"/>
-        </w:rPr>
-      </w:r>
-      <w:r>
-        <w:rPr>
-          <w:lang w:val="fr_FR" w:bidi="fr_FR"/>
-        </w:rPr>
+        <w:t xml:space="preserve">Une personne qui fait un </w:t>
+      </w:r>
+      <w:r>
+        <w:rPr>
+          <w:b/>
+          <w:lang w:val="fr_FR" w:bidi="fr_FR"/>
+        </w:rPr>
+        <w:t>vœu</w:t>
+      </w:r>
+      <w:r>
+        <w:rPr>
+          <w:lang w:val="fr_FR" w:bidi="fr_FR"/>
+        </w:rPr>
+        <w:t xml:space="preserve"> demande à Dieu de faire quelque chose pour elle et offre de faire quelque chose en retour ou d'arrêter de faire quelque chose. Les gens peuvent faire des vœux pour montrer qu'ils sont dévoués à </w:t>
+      </w:r>
+      <w:r>
+        <w:rPr>
+          <w:lang w:val="fr_FR" w:bidi="fr_FR"/>
+        </w:rPr>
+        <w:t>Dieu</w:t>
+      </w:r>
+      <w:r>
+        <w:rPr>
+          <w:lang w:val="fr_FR" w:bidi="fr_FR"/>
+        </w:rPr>
+        <w:t xml:space="preserve">. Dieu n'exige pas que les gens fassent des vœux. Mais si une personne fait un vœu, le vœu est sérieusement contraignant comme un </w:t>
+      </w:r>
+      <w:r>
+        <w:rPr>
+          <w:lang w:val="fr_FR" w:bidi="fr_FR"/>
+        </w:rPr>
+        <w:t>serment</w:t>
+      </w:r>
+      <w:r>
+        <w:rPr>
+          <w:lang w:val="fr_FR" w:bidi="fr_FR"/>
+        </w:rPr>
+        <w:t>. Dieu libère la personne du vœu une fois qu'il a fait ce qu'il a promis de faire.</w:t>
       </w:r>
     </w:p>
     <w:p>
@@ -845,37 +844,11 @@
           <w:lang w:val="fr_FR" w:bidi="fr_FR"/>
         </w:rPr>
       </w:r>
-    </w:p>
-    <w:p>
-      <w:pPr>
-        <w:pStyle w:val="Heading2"/>
-      </w:pPr>
-      <w:r>
-        <w:rPr>
-          <w:lang w:val="fr_FR" w:bidi="fr_FR"/>
-        </w:rPr>
-        <w:t>vision</w:t>
-      </w:r>
-      <w:r>
-        <w:rPr>
-          <w:lang w:val="fr_FR" w:bidi="fr_FR"/>
-        </w:rPr>
-      </w:r>
-    </w:p>
-    <w:p>
-      <w:pPr>
-        <w:pStyle w:val="Heading4"/>
-      </w:pPr>
-      <w:r>
-        <w:rPr>
-          <w:lang w:val="fr_FR" w:bidi="fr_FR"/>
-        </w:rPr>
-        <w:t>Audio Content</w:t>
-      </w:r>
-      <w:r>
-        <w:rPr>
-          <w:lang w:val="fr_FR" w:bidi="fr_FR"/>
-        </w:rPr>
+      <w:r>
+        <w:rPr>
+          <w:lang w:val="fr_FR" w:bidi="fr_FR"/>
+        </w:rPr>
+        <w:t>Jacob a demandé à Dieu de le ramener sur la terre de son père et si Dieu ferait cela, alors Jacob adorerait Dieu. Jacob faisait un vœu.</w:t>
       </w:r>
     </w:p>
     <w:p>
@@ -885,23 +858,11 @@
           <w:lang w:val="fr_FR" w:bidi="fr_FR"/>
         </w:rPr>
       </w:r>
-      <w:hyperlink r:id="rId15">
-        <w:r>
-          <w:rPr>
-            <w:lang w:val="fr_FR" w:bidi="fr_FR"/>
-          </w:rPr>
-          <w:rPr>
-            <w:color w:val="0000EE"/>
-            <w:u w:val="single"/>
-          </w:rPr>
-          <w:t>mp3 file</w:t>
-        </w:r>
-      </w:hyperlink>
-      <w:r>
-        <w:rPr>
-          <w:lang w:val="fr_FR" w:bidi="fr_FR"/>
-        </w:rPr>
-        <w:t xml:space="preserve"> (None KB)</w:t>
+      <w:r>
+        <w:rPr>
+          <w:lang w:val="fr_FR" w:bidi="fr_FR"/>
+        </w:rPr>
+        <w:t>Hannah a demandé à Dieu de lui donner un fils et a promis que si Dieu le ferait, Hannah rendrait le fils à Dieu pour qu'il le serve. Hannah faisait un vœu.</w:t>
       </w:r>
       <w:r>
         <w:rPr>
@@ -930,7 +891,7 @@
         <w:rPr>
           <w:lang w:val="fr_FR" w:bidi="fr_FR"/>
         </w:rPr>
-        <w:t>vœu</w:t>
+        <w:t>voyager</w:t>
       </w:r>
       <w:r>
         <w:rPr>
@@ -949,241 +910,52 @@
         <w:rPr>
           <w:lang w:val="fr_FR" w:bidi="fr_FR"/>
         </w:rPr>
-        <w:t xml:space="preserve">Une personne qui fait un </w:t>
+        <w:t xml:space="preserve">Une personne est un </w:t>
       </w:r>
       <w:r>
         <w:rPr>
           <w:b/>
           <w:lang w:val="fr_FR" w:bidi="fr_FR"/>
         </w:rPr>
-        <w:t>vœu</w:t>
-      </w:r>
-      <w:r>
-        <w:rPr>
-          <w:lang w:val="fr_FR" w:bidi="fr_FR"/>
-        </w:rPr>
-        <w:t xml:space="preserve"> demande à Dieu de faire quelque chose pour elle et offre de faire quelque chose en retour ou d'arrêter de faire quelque chose. Les gens peuvent faire des vœux pour montrer qu'ils sont dévoués à </w:t>
-      </w:r>
-      <w:r>
-        <w:rPr>
-          <w:lang w:val="fr_FR" w:bidi="fr_FR"/>
-        </w:rPr>
-        <w:t>Dieu</w:t>
-      </w:r>
-      <w:r>
-        <w:rPr>
-          <w:lang w:val="fr_FR" w:bidi="fr_FR"/>
-        </w:rPr>
-        <w:t xml:space="preserve">. Dieu n'exige pas que les gens fassent des vœux. Mais si une personne fait un vœu, le vœu est sérieusement contraignant comme un </w:t>
-      </w:r>
-      <w:r>
-        <w:rPr>
-          <w:lang w:val="fr_FR" w:bidi="fr_FR"/>
-        </w:rPr>
-        <w:t>serment</w:t>
-      </w:r>
-      <w:r>
-        <w:rPr>
-          <w:lang w:val="fr_FR" w:bidi="fr_FR"/>
-        </w:rPr>
-        <w:t>. Dieu libère la personne du vœu une fois qu'il a fait ce qu'il a promis de faire.</w:t>
-      </w:r>
-    </w:p>
-    <w:p>
-      <w:pPr/>
-      <w:r>
-        <w:rPr>
-          <w:lang w:val="fr_FR" w:bidi="fr_FR"/>
-        </w:rPr>
-      </w:r>
-      <w:r>
-        <w:rPr>
-          <w:lang w:val="fr_FR" w:bidi="fr_FR"/>
-        </w:rPr>
-        <w:t>Jacob a demandé à Dieu de le ramener sur la terre de son père et si Dieu ferait cela, alors Jacob adorerait Dieu. Jacob faisait un vœu.</w:t>
-      </w:r>
-    </w:p>
-    <w:p>
-      <w:pPr/>
-      <w:r>
-        <w:rPr>
-          <w:lang w:val="fr_FR" w:bidi="fr_FR"/>
-        </w:rPr>
-      </w:r>
-      <w:r>
-        <w:rPr>
-          <w:lang w:val="fr_FR" w:bidi="fr_FR"/>
-        </w:rPr>
-        <w:t>Hannah a demandé à Dieu de lui donner un fils et a promis que si Dieu le ferait, Hannah rendrait le fils à Dieu pour qu'il le serve. Hannah faisait un vœu.</w:t>
-      </w:r>
-      <w:r>
-        <w:rPr>
-          <w:lang w:val="fr_FR" w:bidi="fr_FR"/>
-        </w:rPr>
-      </w:r>
-      <w:r>
-        <w:rPr>
-          <w:lang w:val="fr_FR" w:bidi="fr_FR"/>
-        </w:rPr>
-      </w:r>
-    </w:p>
-    <w:p>
-      <w:pPr/>
-      <w:r>
-        <w:rPr>
-          <w:lang w:val="fr_FR" w:bidi="fr_FR"/>
-        </w:rPr>
-      </w:r>
-    </w:p>
-    <w:p>
-      <w:pPr>
-        <w:pStyle w:val="Heading2"/>
-      </w:pPr>
-      <w:r>
-        <w:rPr>
-          <w:lang w:val="fr_FR" w:bidi="fr_FR"/>
-        </w:rPr>
-        <w:t>vœu</w:t>
-      </w:r>
-      <w:r>
-        <w:rPr>
-          <w:lang w:val="fr_FR" w:bidi="fr_FR"/>
-        </w:rPr>
-      </w:r>
-    </w:p>
-    <w:p>
-      <w:pPr>
-        <w:pStyle w:val="Heading4"/>
-      </w:pPr>
-      <w:r>
-        <w:rPr>
-          <w:lang w:val="fr_FR" w:bidi="fr_FR"/>
-        </w:rPr>
-        <w:t>Audio Content</w:t>
-      </w:r>
-      <w:r>
-        <w:rPr>
-          <w:lang w:val="fr_FR" w:bidi="fr_FR"/>
-        </w:rPr>
-      </w:r>
-    </w:p>
-    <w:p>
-      <w:pPr/>
-      <w:r>
-        <w:rPr>
-          <w:lang w:val="fr_FR" w:bidi="fr_FR"/>
-        </w:rPr>
-      </w:r>
-      <w:hyperlink r:id="rId15">
-        <w:r>
-          <w:rPr>
-            <w:lang w:val="fr_FR" w:bidi="fr_FR"/>
-          </w:rPr>
-          <w:rPr>
-            <w:color w:val="0000EE"/>
-            <w:u w:val="single"/>
-          </w:rPr>
-          <w:t>mp3 file</w:t>
-        </w:r>
-      </w:hyperlink>
-      <w:r>
-        <w:rPr>
-          <w:lang w:val="fr_FR" w:bidi="fr_FR"/>
-        </w:rPr>
-        <w:t xml:space="preserve"> (None KB)</w:t>
-      </w:r>
-      <w:r>
-        <w:rPr>
-          <w:lang w:val="fr_FR" w:bidi="fr_FR"/>
-        </w:rPr>
-      </w:r>
-      <w:r>
-        <w:rPr>
-          <w:lang w:val="fr_FR" w:bidi="fr_FR"/>
-        </w:rPr>
-      </w:r>
-    </w:p>
-    <w:p>
-      <w:pPr/>
-      <w:r>
-        <w:rPr>
-          <w:lang w:val="fr_FR" w:bidi="fr_FR"/>
-        </w:rPr>
-      </w:r>
-    </w:p>
-    <w:p>
-      <w:pPr>
-        <w:pStyle w:val="Heading2"/>
-      </w:pPr>
-      <w:r>
-        <w:rPr>
-          <w:lang w:val="fr_FR" w:bidi="fr_FR"/>
-        </w:rPr>
-        <w:t>voyager</w:t>
-      </w:r>
-      <w:r>
-        <w:rPr>
-          <w:lang w:val="fr_FR" w:bidi="fr_FR"/>
-        </w:rPr>
-      </w:r>
-    </w:p>
-    <w:p>
-      <w:pPr/>
-      <w:r>
-        <w:rPr>
-          <w:lang w:val="fr_FR" w:bidi="fr_FR"/>
-        </w:rPr>
-      </w:r>
-      <w:r>
-        <w:rPr>
-          <w:lang w:val="fr_FR" w:bidi="fr_FR"/>
-        </w:rPr>
-        <w:t xml:space="preserve">Une personne est un </w:t>
+        <w:t>étranger</w:t>
+      </w:r>
+      <w:r>
+        <w:rPr>
+          <w:lang w:val="fr_FR" w:bidi="fr_FR"/>
+        </w:rPr>
+        <w:t xml:space="preserve"> dans un pays quand elle est dans un pays qui n'est pas celui où elle est née. Les étrangers ou </w:t>
       </w:r>
       <w:r>
         <w:rPr>
           <w:b/>
           <w:lang w:val="fr_FR" w:bidi="fr_FR"/>
         </w:rPr>
-        <w:t>étranger</w:t>
-      </w:r>
-      <w:r>
-        <w:rPr>
-          <w:lang w:val="fr_FR" w:bidi="fr_FR"/>
-        </w:rPr>
-        <w:t xml:space="preserve"> dans un pays quand elle est dans un pays qui n'est pas celui où elle est née. Les étrangers ou </w:t>
+        <w:t>les résidents</w:t>
+      </w:r>
+      <w:r>
+        <w:rPr>
+          <w:lang w:val="fr_FR" w:bidi="fr_FR"/>
+        </w:rPr>
+        <w:t xml:space="preserve"> sont des personnes qui sont des étrangers dans un pays et qui y vivent temporairement, même si ce n'est pas leur pays de naissance. </w:t>
       </w:r>
       <w:r>
         <w:rPr>
           <w:b/>
           <w:lang w:val="fr_FR" w:bidi="fr_FR"/>
         </w:rPr>
-        <w:t>les résidents</w:t>
-      </w:r>
-      <w:r>
-        <w:rPr>
-          <w:lang w:val="fr_FR" w:bidi="fr_FR"/>
-        </w:rPr>
-        <w:t xml:space="preserve"> sont des personnes qui sont des étrangers dans un pays et qui y vivent temporairement, même si ce n'est pas leur pays de naissance. </w:t>
+        <w:t>Abraham</w:t>
+      </w:r>
+      <w:r>
+        <w:rPr>
+          <w:lang w:val="fr_FR" w:bidi="fr_FR"/>
+        </w:rPr>
+        <w:t xml:space="preserve"> était un étranger ou un résident à Canaan. Plus tard, quand les descendants d'Abraham, les </w:t>
       </w:r>
       <w:r>
         <w:rPr>
           <w:b/>
           <w:lang w:val="fr_FR" w:bidi="fr_FR"/>
         </w:rPr>
-        <w:t>Abraham</w:t>
-      </w:r>
-      <w:r>
-        <w:rPr>
-          <w:lang w:val="fr_FR" w:bidi="fr_FR"/>
-        </w:rPr>
-        <w:t xml:space="preserve"> était un étranger ou un résident à Canaan. Plus tard, quand les descendants d'Abraham, les </w:t>
-      </w:r>
-      <w:r>
-        <w:rPr>
-          <w:b/>
-          <w:lang w:val="fr_FR" w:bidi="fr_FR"/>
-        </w:rPr>
         <w:t>Israélites</w:t>
       </w:r>
       <w:r>
@@ -1191,82 +963,6 @@
           <w:lang w:val="fr_FR" w:bidi="fr_FR"/>
         </w:rPr>
         <w:t xml:space="preserve"> ont fait de Canaan leur propre pays, Dieu leur a donné des directives sur la façon dont ils doivent traiter les étrangers et les étrangers ou les résidents qui traversaient leur pays ou qui vivaient là parmi eux.</w:t>
-      </w:r>
-      <w:r>
-        <w:rPr>
-          <w:lang w:val="fr_FR" w:bidi="fr_FR"/>
-        </w:rPr>
-      </w:r>
-      <w:r>
-        <w:rPr>
-          <w:lang w:val="fr_FR" w:bidi="fr_FR"/>
-        </w:rPr>
-      </w:r>
-    </w:p>
-    <w:p>
-      <w:pPr/>
-      <w:r>
-        <w:rPr>
-          <w:lang w:val="fr_FR" w:bidi="fr_FR"/>
-        </w:rPr>
-      </w:r>
-    </w:p>
-    <w:p>
-      <w:pPr>
-        <w:pStyle w:val="Heading2"/>
-      </w:pPr>
-      <w:r>
-        <w:rPr>
-          <w:lang w:val="fr_FR" w:bidi="fr_FR"/>
-        </w:rPr>
-        <w:t>voyager</w:t>
-      </w:r>
-      <w:r>
-        <w:rPr>
-          <w:lang w:val="fr_FR" w:bidi="fr_FR"/>
-        </w:rPr>
-      </w:r>
-    </w:p>
-    <w:p>
-      <w:pPr>
-        <w:pStyle w:val="Heading4"/>
-      </w:pPr>
-      <w:r>
-        <w:rPr>
-          <w:lang w:val="fr_FR" w:bidi="fr_FR"/>
-        </w:rPr>
-        <w:t>Audio Content</w:t>
-      </w:r>
-      <w:r>
-        <w:rPr>
-          <w:lang w:val="fr_FR" w:bidi="fr_FR"/>
-        </w:rPr>
-      </w:r>
-    </w:p>
-    <w:p>
-      <w:pPr/>
-      <w:r>
-        <w:rPr>
-          <w:lang w:val="fr_FR" w:bidi="fr_FR"/>
-        </w:rPr>
-      </w:r>
-      <w:hyperlink r:id="rId15">
-        <w:r>
-          <w:rPr>
-            <w:lang w:val="fr_FR" w:bidi="fr_FR"/>
-          </w:rPr>
-          <w:rPr>
-            <w:color w:val="0000EE"/>
-            <w:u w:val="single"/>
-          </w:rPr>
-          <w:t>mp3 file</w:t>
-        </w:r>
-      </w:hyperlink>
-      <w:r>
-        <w:rPr>
-          <w:lang w:val="fr_FR" w:bidi="fr_FR"/>
-        </w:rPr>
-        <w:t xml:space="preserve"> (None KB)</w:t>
       </w:r>
       <w:r>
         <w:rPr>

--- a/fra/docx/019.content.docx
+++ b/fra/docx/019.content.docx
@@ -224,12 +224,18 @@
         </w:rPr>
         <w:t xml:space="preserve"> est une vie en présence de Dieu, une vie qui ne finira jamais. C'est le don que Dieu donne à ses enfants s'ils </w:t>
       </w:r>
-      <w:r>
-        <w:rPr>
-          <w:lang w:val="fr_FR" w:bidi="fr_FR"/>
-        </w:rPr>
-        <w:t>croient</w:t>
-      </w:r>
+      <w:hyperlink r:id="rId13">
+        <w:r>
+          <w:rPr>
+            <w:lang w:val="fr_FR" w:bidi="fr_FR"/>
+          </w:rPr>
+          <w:rPr>
+            <w:color w:val="0000EE"/>
+            <w:u w:val="single"/>
+          </w:rPr>
+          <w:t>croient</w:t>
+        </w:r>
+      </w:hyperlink>
       <w:r>
         <w:rPr>
           <w:lang w:val="fr_FR" w:bidi="fr_FR"/>
@@ -248,14 +254,38 @@
         <w:rPr>
           <w:lang w:val="fr_FR" w:bidi="fr_FR"/>
         </w:rPr>
-        <w:t xml:space="preserve">La vie éternelle est bien meilleure et plus riche que la vie ordinaire. Sans ce don de la vie éternelle, nous pouvons être vivants, mais il ne s'agit que de vie physique. Cette vie-là prend fin dès que nous mourons. Mais la vie éternelle que Dieu nous donne ne finira jamais. Elle commence dès à présent et nous permet de vivre en relation avec Dieu. Cela nous change intérieurement. Quand Jésus reviendra et établira son </w:t>
-      </w:r>
-      <w:r>
-        <w:rPr>
-          <w:lang w:val="fr_FR" w:bidi="fr_FR"/>
-        </w:rPr>
-        <w:t>royaume</w:t>
-      </w:r>
+        <w:t xml:space="preserve">La vie éternelle est bien meilleure et plus riche que la vie ordinaire. Sans ce don de la vie éternelle, nous pouvons être vivants, mais il ne s'agit que de vie physique. Cette vie-là prend fin dès que nous mourons. Mais la vie éternelle que Dieu nous donne ne finira jamais. Elle commence dès à présent et nous permet de vivre en relation avec Dieu. Cela nous </w:t>
+      </w:r>
+      <w:hyperlink r:id="rId14">
+        <w:r>
+          <w:rPr>
+            <w:lang w:val="fr_FR" w:bidi="fr_FR"/>
+          </w:rPr>
+          <w:rPr>
+            <w:color w:val="0000EE"/>
+            <w:u w:val="single"/>
+          </w:rPr>
+          <w:t>change</w:t>
+        </w:r>
+      </w:hyperlink>
+      <w:r>
+        <w:rPr>
+          <w:lang w:val="fr_FR" w:bidi="fr_FR"/>
+        </w:rPr>
+        <w:t xml:space="preserve"> intérieurement. Quand Jésus reviendra et établira son </w:t>
+      </w:r>
+      <w:hyperlink r:id="rId15">
+        <w:r>
+          <w:rPr>
+            <w:lang w:val="fr_FR" w:bidi="fr_FR"/>
+          </w:rPr>
+          <w:rPr>
+            <w:color w:val="0000EE"/>
+            <w:u w:val="single"/>
+          </w:rPr>
+          <w:t>royaume</w:t>
+        </w:r>
+      </w:hyperlink>
       <w:r>
         <w:rPr>
           <w:lang w:val="fr_FR" w:bidi="fr_FR"/>
@@ -320,7 +350,7 @@
           <w:lang w:val="fr_FR" w:bidi="fr_FR"/>
         </w:rPr>
       </w:r>
-      <w:hyperlink r:id="rId13">
+      <w:hyperlink r:id="rId16">
         <w:r>
           <w:rPr>
             <w:lang w:val="fr_FR" w:bidi="fr_FR"/>
@@ -425,24 +455,36 @@
         </w:rPr>
         <w:t xml:space="preserve">. Les raisins étaient très frequemment cultivés en </w:t>
       </w:r>
-      <w:r>
-        <w:rPr>
-          <w:lang w:val="fr_FR" w:bidi="fr_FR"/>
-        </w:rPr>
-        <w:t>Israël</w:t>
-      </w:r>
+      <w:hyperlink r:id="rId17">
+        <w:r>
+          <w:rPr>
+            <w:lang w:val="fr_FR" w:bidi="fr_FR"/>
+          </w:rPr>
+          <w:rPr>
+            <w:color w:val="0000EE"/>
+            <w:u w:val="single"/>
+          </w:rPr>
+          <w:t>Israël</w:t>
+        </w:r>
+      </w:hyperlink>
       <w:r>
         <w:rPr>
           <w:lang w:val="fr_FR" w:bidi="fr_FR"/>
         </w:rPr>
         <w:t xml:space="preserve"> et le </w:t>
       </w:r>
-      <w:r>
-        <w:rPr>
-          <w:lang w:val="fr_FR" w:bidi="fr_FR"/>
-        </w:rPr>
-        <w:t>vin</w:t>
-      </w:r>
+      <w:hyperlink r:id="rId18">
+        <w:r>
+          <w:rPr>
+            <w:lang w:val="fr_FR" w:bidi="fr_FR"/>
+          </w:rPr>
+          <w:rPr>
+            <w:color w:val="0000EE"/>
+            <w:u w:val="single"/>
+          </w:rPr>
+          <w:t>vin</w:t>
+        </w:r>
+      </w:hyperlink>
       <w:r>
         <w:rPr>
           <w:lang w:val="fr_FR" w:bidi="fr_FR"/>
@@ -463,12 +505,18 @@
         </w:rPr>
         <w:t xml:space="preserve">Un vignoble était généralement entouré d'un mur qui empêchait les animaux sauvages ou les voleurs d'entrer. Ce mur était construit avec des pierres. Parfois, les gens faisaient pousser des arbustes épineux pour servir de mur de protection. Un vignoble avait en général un abri, qui était réservé à un gardien. Cet abri était un peu plus haut que le reste du terrain pour que le gardien puisse en surveiller la totalité. On appelait cet abri une </w:t>
       </w:r>
-      <w:r>
-        <w:rPr>
-          <w:lang w:val="fr_FR" w:bidi="fr_FR"/>
-        </w:rPr>
-        <w:t>tour</w:t>
-      </w:r>
+      <w:hyperlink r:id="rId19">
+        <w:r>
+          <w:rPr>
+            <w:lang w:val="fr_FR" w:bidi="fr_FR"/>
+          </w:rPr>
+          <w:rPr>
+            <w:color w:val="0000EE"/>
+            <w:u w:val="single"/>
+          </w:rPr>
+          <w:t>tour</w:t>
+        </w:r>
+      </w:hyperlink>
       <w:r>
         <w:rPr>
           <w:lang w:val="fr_FR" w:bidi="fr_FR"/>
@@ -489,12 +537,18 @@
         </w:rPr>
         <w:t xml:space="preserve">Les gens utilisaient aussi un </w:t>
       </w:r>
-      <w:r>
-        <w:rPr>
-          <w:lang w:val="fr_FR" w:bidi="fr_FR"/>
-        </w:rPr>
-        <w:t>pressoir à vin</w:t>
-      </w:r>
+      <w:hyperlink r:id="rId20">
+        <w:r>
+          <w:rPr>
+            <w:lang w:val="fr_FR" w:bidi="fr_FR"/>
+          </w:rPr>
+          <w:rPr>
+            <w:color w:val="0000EE"/>
+            <w:u w:val="single"/>
+          </w:rPr>
+          <w:t>pressoir à vin</w:t>
+        </w:r>
+      </w:hyperlink>
       <w:r>
         <w:rPr>
           <w:lang w:val="fr_FR" w:bidi="fr_FR"/>
@@ -515,24 +569,36 @@
         </w:rPr>
         <w:t xml:space="preserve">Les vignobles étaient si communs en Israël qu'ils apparaissent souvent dans les illustrations ou le langage imagé. Dans l'Ancien Testament, Dieu compare parfois le peuple d'Israël à une vigne ou un vignoble. Plusieurs des </w:t>
       </w:r>
-      <w:r>
-        <w:rPr>
-          <w:lang w:val="fr_FR" w:bidi="fr_FR"/>
-        </w:rPr>
-        <w:t>paraboles</w:t>
-      </w:r>
+      <w:hyperlink r:id="rId21">
+        <w:r>
+          <w:rPr>
+            <w:lang w:val="fr_FR" w:bidi="fr_FR"/>
+          </w:rPr>
+          <w:rPr>
+            <w:color w:val="0000EE"/>
+            <w:u w:val="single"/>
+          </w:rPr>
+          <w:t>paraboles</w:t>
+        </w:r>
+      </w:hyperlink>
       <w:r>
         <w:rPr>
           <w:lang w:val="fr_FR" w:bidi="fr_FR"/>
         </w:rPr>
         <w:t xml:space="preserve"> de Jésus comprennent des éléments comme une vigne, un vignoble ou du vin. En effet, Jésus a illustré des vérités concernant le </w:t>
       </w:r>
-      <w:r>
-        <w:rPr>
-          <w:lang w:val="fr_FR" w:bidi="fr_FR"/>
-        </w:rPr>
-        <w:t>royaume de Dieu</w:t>
-      </w:r>
+      <w:hyperlink r:id="rId22">
+        <w:r>
+          <w:rPr>
+            <w:lang w:val="fr_FR" w:bidi="fr_FR"/>
+          </w:rPr>
+          <w:rPr>
+            <w:color w:val="0000EE"/>
+            <w:u w:val="single"/>
+          </w:rPr>
+          <w:t>royaume de Dieu</w:t>
+        </w:r>
+      </w:hyperlink>
       <w:r>
         <w:rPr>
           <w:lang w:val="fr_FR" w:bidi="fr_FR"/>
@@ -611,7 +677,7 @@
           <w:lang w:val="fr_FR" w:bidi="fr_FR"/>
         </w:rPr>
       </w:r>
-      <w:hyperlink r:id="rId14">
+      <w:hyperlink r:id="rId23">
         <w:r>
           <w:rPr>
             <w:lang w:val="fr_FR" w:bidi="fr_FR"/>
